--- a/Sprint20260921-20261002/HERO-69133_20260930_120214.docx
+++ b/Sprint20260921-20261002/HERO-69133_20260930_120214.docx
@@ -1426,263 +1426,6 @@
         <w:t>: P5 mobile device with connected printer</w:t>
       </w:r>
     </w:p>
-    <w:p>
-      <w:pPr>
-        <w:spacing w:before="200" w:after="120"/>
-      </w:pPr>
-      <w:r>
-        <w:rPr>
-          <w:rFonts w:ascii="Arial" w:hAnsi="Arial" w:eastAsia="Arial" w:cs="Arial"/>
-          <w:b/>
-          <w:color w:val="000000"/>
-          <w:sz w:val="26"/>
-          <w:u w:val="single"/>
-        </w:rPr>
-        <w:t>Appendix</w:t>
-      </w:r>
-    </w:p>
-    <w:p>
-      <w:pPr>
-        <w:spacing w:before="0" w:after="80"/>
-      </w:pPr>
-      <w:r>
-        <w:rPr>
-          <w:rFonts w:ascii="Arial" w:hAnsi="Arial" w:eastAsia="Arial" w:cs="Arial"/>
-          <w:b/>
-          <w:color w:val="000000"/>
-          <w:sz w:val="20"/>
-          <w:u w:val="none"/>
-        </w:rPr>
-        <w:t>Issue Key:</w:t>
-      </w:r>
-      <w:r>
-        <w:rPr>
-          <w:rFonts w:ascii="Arial" w:hAnsi="Arial" w:eastAsia="Arial" w:cs="Arial"/>
-          <w:b w:val="0"/>
-          <w:color w:val="000000"/>
-          <w:sz w:val="20"/>
-          <w:u w:val="none"/>
-        </w:rPr>
-        <w:t xml:space="preserve"> HERO-69133</w:t>
-      </w:r>
-    </w:p>
-    <w:p>
-      <w:pPr>
-        <w:spacing w:before="0" w:after="80"/>
-      </w:pPr>
-      <w:r>
-        <w:rPr>
-          <w:rFonts w:ascii="Arial" w:hAnsi="Arial" w:eastAsia="Arial" w:cs="Arial"/>
-          <w:b/>
-          <w:color w:val="000000"/>
-          <w:sz w:val="20"/>
-          <w:u w:val="none"/>
-        </w:rPr>
-        <w:t>Summary:</w:t>
-      </w:r>
-      <w:r>
-        <w:rPr>
-          <w:rFonts w:ascii="Arial" w:hAnsi="Arial" w:eastAsia="Arial" w:cs="Arial"/>
-          <w:b w:val="0"/>
-          <w:color w:val="000000"/>
-          <w:sz w:val="20"/>
-          <w:u w:val="none"/>
-        </w:rPr>
-        <w:t xml:space="preserve"> POS Report - Fixing the garbage print out in Chinese for report on mobile view</w:t>
-      </w:r>
-    </w:p>
-    <w:p>
-      <w:pPr>
-        <w:spacing w:before="0" w:after="80"/>
-      </w:pPr>
-      <w:r>
-        <w:rPr>
-          <w:rFonts w:ascii="Arial" w:hAnsi="Arial" w:eastAsia="Arial" w:cs="Arial"/>
-          <w:b/>
-          <w:color w:val="000000"/>
-          <w:sz w:val="20"/>
-          <w:u w:val="none"/>
-        </w:rPr>
-        <w:t>Component:</w:t>
-      </w:r>
-      <w:r>
-        <w:rPr>
-          <w:rFonts w:ascii="Arial" w:hAnsi="Arial" w:eastAsia="Arial" w:cs="Arial"/>
-          <w:b w:val="0"/>
-          <w:color w:val="000000"/>
-          <w:sz w:val="20"/>
-          <w:u w:val="none"/>
-        </w:rPr>
-        <w:t xml:space="preserve"> REPORTS</w:t>
-      </w:r>
-    </w:p>
-    <w:p>
-      <w:pPr>
-        <w:spacing w:before="0" w:after="80"/>
-      </w:pPr>
-      <w:r>
-        <w:rPr>
-          <w:rFonts w:ascii="Arial" w:hAnsi="Arial" w:eastAsia="Arial" w:cs="Arial"/>
-          <w:b/>
-          <w:color w:val="000000"/>
-          <w:sz w:val="20"/>
-          <w:u w:val="none"/>
-        </w:rPr>
-        <w:t>Sprint:</w:t>
-      </w:r>
-      <w:r>
-        <w:rPr>
-          <w:rFonts w:ascii="Arial" w:hAnsi="Arial" w:eastAsia="Arial" w:cs="Arial"/>
-          <w:b w:val="0"/>
-          <w:color w:val="000000"/>
-          <w:sz w:val="20"/>
-          <w:u w:val="none"/>
-        </w:rPr>
-        <w:t xml:space="preserve"> Report - 20260921-20261002</w:t>
-      </w:r>
-    </w:p>
-    <w:p>
-      <w:pPr>
-        <w:spacing w:before="0" w:after="80"/>
-      </w:pPr>
-      <w:r>
-        <w:rPr>
-          <w:rFonts w:ascii="Arial" w:hAnsi="Arial" w:eastAsia="Arial" w:cs="Arial"/>
-          <w:b/>
-          <w:color w:val="000000"/>
-          <w:sz w:val="20"/>
-          <w:u w:val="none"/>
-        </w:rPr>
-        <w:t>Acceptance Criteria (from JIRA):</w:t>
-      </w:r>
-    </w:p>
-    <w:p>
-      <w:pPr>
-        <w:spacing w:before="0" w:after="40"/>
-        <w:ind w:left="360" w:hanging="240"/>
-      </w:pPr>
-      <w:r>
-        <w:rPr>
-          <w:rFonts w:ascii="Arial" w:hAnsi="Arial" w:eastAsia="Arial" w:cs="Arial"/>
-          <w:b w:val="0"/>
-          <w:color w:val="000000"/>
-          <w:sz w:val="20"/>
-          <w:u w:val="none"/>
-        </w:rPr>
-        <w:t>1. Reports generated from enhancement CASE61163 show garbled Chinese characters when printed from the P5 device.</w:t>
-      </w:r>
-    </w:p>
-    <w:p>
-      <w:pPr>
-        <w:spacing w:before="0" w:after="40"/>
-        <w:ind w:left="360" w:hanging="240"/>
-      </w:pPr>
-      <w:r>
-        <w:rPr>
-          <w:rFonts w:ascii="Arial" w:hAnsi="Arial" w:eastAsia="Arial" w:cs="Arial"/>
-          <w:b w:val="0"/>
-          <w:color w:val="000000"/>
-          <w:sz w:val="20"/>
-          <w:u w:val="none"/>
-        </w:rPr>
-        <w:t>2. Encoding the report text to UTF-8 resolves the issue and the format works correctly on the P5.</w:t>
-      </w:r>
-    </w:p>
-    <w:p>
-      <w:pPr>
-        <w:spacing w:before="0" w:after="40"/>
-        <w:ind w:left="360" w:hanging="240"/>
-      </w:pPr>
-      <w:r>
-        <w:rPr>
-          <w:rFonts w:ascii="Arial" w:hAnsi="Arial" w:eastAsia="Arial" w:cs="Arial"/>
-          <w:b w:val="0"/>
-          <w:color w:val="000000"/>
-          <w:sz w:val="20"/>
-          <w:u w:val="none"/>
-        </w:rPr>
-        <w:t>3. The problem only affects reports and does not impact receipts.</w:t>
-      </w:r>
-    </w:p>
-    <w:p>
-      <w:pPr>
-        <w:spacing w:before="0" w:after="80"/>
-      </w:pPr>
-      <w:r>
-        <w:rPr>
-          <w:rFonts w:ascii="Arial" w:hAnsi="Arial" w:eastAsia="Arial" w:cs="Arial"/>
-          <w:b/>
-          <w:color w:val="000000"/>
-          <w:sz w:val="20"/>
-          <w:u w:val="none"/>
-        </w:rPr>
-        <w:t>Regression Scope:</w:t>
-      </w:r>
-    </w:p>
-    <w:p>
-      <w:pPr>
-        <w:spacing w:before="0" w:after="40"/>
-        <w:ind w:left="360" w:hanging="240"/>
-      </w:pPr>
-      <w:r>
-        <w:rPr>
-          <w:rFonts w:ascii="Arial" w:hAnsi="Arial" w:eastAsia="Arial" w:cs="Arial"/>
-          <w:b w:val="0"/>
-          <w:color w:val="000000"/>
-          <w:sz w:val="20"/>
-          <w:u w:val="none"/>
-        </w:rPr>
-        <w:t>1. Plain text slip format report printing in Chinese on the P5 mobile device, across multiple reports and repeated prints.</w:t>
-      </w:r>
-    </w:p>
-    <w:p>
-      <w:pPr>
-        <w:spacing w:before="0" w:after="40"/>
-        <w:ind w:left="360" w:hanging="240"/>
-      </w:pPr>
-      <w:r>
-        <w:rPr>
-          <w:rFonts w:ascii="Arial" w:hAnsi="Arial" w:eastAsia="Arial" w:cs="Arial"/>
-          <w:b w:val="0"/>
-          <w:color w:val="000000"/>
-          <w:sz w:val="20"/>
-          <w:u w:val="none"/>
-        </w:rPr>
-        <w:t>2. Receipt printing in Chinese and English (must remain unaffected).</w:t>
-      </w:r>
-    </w:p>
-    <w:p>
-      <w:pPr>
-        <w:spacing w:before="0" w:after="40"/>
-        <w:ind w:left="360" w:hanging="240"/>
-      </w:pPr>
-      <w:r>
-        <w:rPr>
-          <w:rFonts w:ascii="Arial" w:hAnsi="Arial" w:eastAsia="Arial" w:cs="Arial"/>
-          <w:b w:val="0"/>
-          <w:color w:val="000000"/>
-          <w:sz w:val="20"/>
-          <w:u w:val="none"/>
-        </w:rPr>
-        <w:t>3. English reports and non-slip format report printing.</w:t>
-      </w:r>
-    </w:p>
-    <w:p>
-      <w:pPr>
-        <w:spacing w:before="0" w:after="40"/>
-        <w:ind w:left="360" w:hanging="240"/>
-      </w:pPr>
-      <w:r>
-        <w:rPr>
-          <w:rFonts w:ascii="Arial" w:hAnsi="Arial" w:eastAsia="Arial" w:cs="Arial"/>
-          <w:b w:val="0"/>
-          <w:color w:val="000000"/>
-          <w:sz w:val="20"/>
-          <w:u w:val="none"/>
-        </w:rPr>
-        <w:t>4. Functional testing only; no compatibility or performance testing is included.</w:t>
-      </w:r>
-    </w:p>
     <w:sectPr>
       <w:pgSz w:w="12240" w:h="15840"/>
       <w:pgMar w:top="1440" w:right="1800" w:bottom="1440" w:left="1800" w:header="720" w:footer="720" w:gutter="0"/>
